--- a/Doc1.docx
+++ b/Doc1.docx
@@ -31,11 +31,9 @@
       <w:r>
         <w:t xml:space="preserve">Il y a 5 </w:t>
       </w:r>
-      <w:proofErr w:type="gramStart"/>
-      <w:r>
-        <w:t>discipline pratiqué</w:t>
-      </w:r>
-      <w:proofErr w:type="gramEnd"/>
+      <w:r>
+        <w:t>discipline pratiquée</w:t>
+      </w:r>
       <w:r>
         <w:t xml:space="preserve"> dans le club</w:t>
       </w:r>
@@ -63,30 +61,24 @@
       <w:r>
         <w:t xml:space="preserve">haque </w:t>
       </w:r>
-      <w:proofErr w:type="gramStart"/>
-      <w:r>
-        <w:t>tarifs</w:t>
-      </w:r>
-      <w:proofErr w:type="gramEnd"/>
+      <w:r>
+        <w:t>tarif</w:t>
+      </w:r>
       <w:r>
         <w:t xml:space="preserve"> a des horaires d'</w:t>
       </w:r>
-      <w:proofErr w:type="spellStart"/>
-      <w:r>
-        <w:t>entainements</w:t>
-      </w:r>
-      <w:proofErr w:type="spellEnd"/>
+      <w:r>
+        <w:t>entrainements</w:t>
+      </w:r>
       <w:r>
         <w:t xml:space="preserve"> et </w:t>
       </w:r>
-      <w:proofErr w:type="gramStart"/>
       <w:r>
         <w:t xml:space="preserve">des </w:t>
       </w:r>
       <w:r>
-        <w:t>prix définissable</w:t>
-      </w:r>
-      <w:proofErr w:type="gramEnd"/>
+        <w:t>prix définissables</w:t>
+      </w:r>
       <w:r>
         <w:t xml:space="preserve"> par chaque coach</w:t>
       </w:r>
@@ -107,6 +99,30 @@
       <w:r>
         <w:t xml:space="preserve">souscrire </w:t>
       </w:r>
+      <w:r>
+        <w:t>à</w:t>
+      </w:r>
+      <w:r>
+        <w:t xml:space="preserve"> un sport </w:t>
+      </w:r>
+      <w:r>
+        <w:t>sur le site principal</w:t>
+      </w:r>
+      <w:r>
+        <w:t xml:space="preserve"> il faudra scanner un QR code sur pla</w:t>
+      </w:r>
+      <w:r>
+        <w:t>ce</w:t>
+      </w:r>
+      <w:r>
+        <w:t>. U</w:t>
+      </w:r>
+      <w:r>
+        <w:t>ne fois inscrit</w:t>
+      </w:r>
+      <w:r>
+        <w:t xml:space="preserve">, un pratiquant peut accéder </w:t>
+      </w:r>
       <w:proofErr w:type="spellStart"/>
       <w:proofErr w:type="gramStart"/>
       <w:r>
@@ -115,36 +131,6 @@
       <w:proofErr w:type="spellEnd"/>
       <w:proofErr w:type="gramEnd"/>
       <w:r>
-        <w:t xml:space="preserve"> un sport </w:t>
-      </w:r>
-      <w:r>
-        <w:t>sur le site principal</w:t>
-      </w:r>
-      <w:r>
-        <w:t xml:space="preserve"> il faudra scanner un QR code sur </w:t>
-      </w:r>
-      <w:proofErr w:type="spellStart"/>
-      <w:r>
-        <w:t>pla</w:t>
-      </w:r>
-      <w:proofErr w:type="spellEnd"/>
-      <w:r>
-        <w:t>. U</w:t>
-      </w:r>
-      <w:r>
-        <w:t>ne fois inscrit</w:t>
-      </w:r>
-      <w:r>
-        <w:t xml:space="preserve">, un pratiquant peut accéder </w:t>
-      </w:r>
-      <w:proofErr w:type="spellStart"/>
-      <w:proofErr w:type="gramStart"/>
-      <w:r>
-        <w:t>a</w:t>
-      </w:r>
-      <w:proofErr w:type="spellEnd"/>
-      <w:proofErr w:type="gramEnd"/>
-      <w:r>
         <w:t xml:space="preserve"> son espace personnel</w:t>
       </w:r>
     </w:p>
@@ -156,10 +142,7 @@
         <w:t xml:space="preserve"> et </w:t>
       </w:r>
       <w:r>
-        <w:t>reçoit</w:t>
-      </w:r>
-      <w:r>
-        <w:t xml:space="preserve"> directement les paiements via Stripe (je ne connais pas le fonctionnement de </w:t>
+        <w:t xml:space="preserve">reçoit directement les paiements via Stripe (je ne connais pas le fonctionnement de </w:t>
       </w:r>
       <w:proofErr w:type="spellStart"/>
       <w:r>
@@ -181,10 +164,7 @@
     <w:p/>
     <w:p>
       <w:r>
-        <w:t>Y’as</w:t>
-      </w:r>
-      <w:r>
-        <w:t xml:space="preserve"> un site </w:t>
+        <w:t xml:space="preserve">Y’as un site </w:t>
       </w:r>
       <w:r>
         <w:t xml:space="preserve">principal </w:t>
@@ -258,10 +238,7 @@
         <w:t xml:space="preserve">site </w:t>
       </w:r>
       <w:r>
-        <w:t xml:space="preserve">principal </w:t>
-      </w:r>
-      <w:r>
-        <w:t xml:space="preserve">on peut accéder </w:t>
+        <w:t xml:space="preserve">principal on peut accéder </w:t>
       </w:r>
       <w:proofErr w:type="gramStart"/>
       <w:r>
@@ -274,13 +251,7 @@
     </w:p>
     <w:p>
       <w:r>
-        <w:t xml:space="preserve">Ce qui apparait sur </w:t>
-      </w:r>
-      <w:r>
-        <w:t>la page de chaque Sport</w:t>
-      </w:r>
-      <w:r>
-        <w:t xml:space="preserve"> : </w:t>
+        <w:t xml:space="preserve">Ce qui apparait sur la page de chaque Sport : </w:t>
       </w:r>
     </w:p>
     <w:p>
@@ -341,11 +312,6 @@
       </w:r>
       <w:r>
         <w:t>)</w:t>
-      </w:r>
-    </w:p>
-    <w:p>
-      <w:r>
-        <w:t>Lorsqu’un</w:t>
       </w:r>
     </w:p>
     <w:sectPr>
@@ -961,6 +927,7 @@
   <w:style w:type="character" w:default="1" w:styleId="DefaultParagraphFont">
     <w:name w:val="Default Paragraph Font"/>
     <w:uiPriority w:val="1"/>
+    <w:semiHidden/>
     <w:unhideWhenUsed/>
   </w:style>
   <w:style w:type="table" w:default="1" w:styleId="TableNormal">
